--- a/01_документы_финальные/01_статья_финальная.docx
+++ b/01_документы_финальные/01_статья_финальная.docx
@@ -1,6 +1,6 @@
 
 <file path=word/document.xml><?xml version="1.0" encoding="utf-8"?>
-<w:document xmlns:a="http://schemas.openxmlformats.org/drawingml/2006/main" xmlns:m="http://schemas.openxmlformats.org/officeDocument/2006/math" xmlns:mc="http://schemas.openxmlformats.org/markup-compatibility/2006" xmlns:ns5="http://schemas.microsoft.com/office/word/2010/wordprocessingDrawing" xmlns:ns9="http://schemas.microsoft.com/office/drawing/2010/main" xmlns:pic="http://schemas.openxmlformats.org/drawingml/2006/picture" xmlns:r="http://schemas.openxmlformats.org/officeDocument/2006/relationships" xmlns:w="http://schemas.openxmlformats.org/wordprocessingml/2006/main" xmlns:w14="http://schemas.microsoft.com/office/word/2010/wordml" xmlns:wp="http://schemas.openxmlformats.org/drawingml/2006/wordprocessingDrawing" xmlns:w15="http://schemas.microsoft.com/office/word/2012/wordml" xmlns:w16se="http://schemas.microsoft.com/office/word/2015/wordml/symex" xmlns:w16cid="http://schemas.microsoft.com/office/word/2016/wordml/cid" xmlns:w16="http://schemas.microsoft.com/office/word/2018/wordml" xmlns:w16cex="http://schemas.microsoft.com/office/word/2018/wordml/cex" xmlns:w16sdtdh="http://schemas.microsoft.com/office/word/2020/wordml/sdtdatahash" xmlns:w16sdtfl="http://schemas.microsoft.com/office/word/2024/wordml/sdtformatlock" xmlns:w16du="http://schemas.microsoft.com/office/word/2023/wordml/word16du" xmlns:wp14="http://schemas.microsoft.com/office/word/2010/wordprocessingDrawing" mc:Ignorable="w14 w15 w16se w16cid w16 w16cex w16sdtdh w16sdtfl w16du wp14">
+<w:document xmlns:wpc="http://schemas.microsoft.com/office/word/2010/wordprocessingCanvas" xmlns:cx="http://schemas.microsoft.com/office/drawing/2014/chartex" xmlns:cx1="http://schemas.microsoft.com/office/drawing/2015/9/8/chartex" xmlns:cx2="http://schemas.microsoft.com/office/drawing/2015/10/21/chartex" xmlns:cx3="http://schemas.microsoft.com/office/drawing/2016/5/9/chartex" xmlns:cx4="http://schemas.microsoft.com/office/drawing/2016/5/10/chartex" xmlns:cx5="http://schemas.microsoft.com/office/drawing/2016/5/11/chartex" xmlns:cx6="http://schemas.microsoft.com/office/drawing/2016/5/12/chartex" xmlns:cx7="http://schemas.microsoft.com/office/drawing/2016/5/13/chartex" xmlns:cx8="http://schemas.microsoft.com/office/drawing/2016/5/14/chartex" xmlns:mc="http://schemas.openxmlformats.org/markup-compatibility/2006" xmlns:aink="http://schemas.microsoft.com/office/drawing/2016/ink" xmlns:am3d="http://schemas.microsoft.com/office/drawing/2017/model3d" xmlns:o="urn:schemas-microsoft-com:office:office" xmlns:oel="http://schemas.microsoft.com/office/2019/extlst" xmlns:r="http://schemas.openxmlformats.org/officeDocument/2006/relationships" xmlns:m="http://schemas.openxmlformats.org/officeDocument/2006/math" xmlns:v="urn:schemas-microsoft-com:vml" xmlns:wp14="http://schemas.microsoft.com/office/word/2010/wordprocessingDrawing" xmlns:wp="http://schemas.openxmlformats.org/drawingml/2006/wordprocessingDrawing" xmlns:w10="urn:schemas-microsoft-com:office:word" xmlns:w="http://schemas.openxmlformats.org/wordprocessingml/2006/main" xmlns:w14="http://schemas.microsoft.com/office/word/2010/wordml" xmlns:w15="http://schemas.microsoft.com/office/word/2012/wordml" xmlns:w16cex="http://schemas.microsoft.com/office/word/2018/wordml/cex" xmlns:w16cid="http://schemas.microsoft.com/office/word/2016/wordml/cid" xmlns:w16="http://schemas.microsoft.com/office/word/2018/wordml" xmlns:w16du="http://schemas.microsoft.com/office/word/2023/wordml/word16du" xmlns:w16sdtdh="http://schemas.microsoft.com/office/word/2020/wordml/sdtdatahash" xmlns:w16sdtfl="http://schemas.microsoft.com/office/word/2024/wordml/sdtformatlock" xmlns:w16se="http://schemas.microsoft.com/office/word/2015/wordml/symex" xmlns:wpg="http://schemas.microsoft.com/office/word/2010/wordprocessingGroup" xmlns:wpi="http://schemas.microsoft.com/office/word/2010/wordprocessingInk" xmlns:wne="http://schemas.microsoft.com/office/word/2006/wordml" xmlns:wps="http://schemas.microsoft.com/office/word/2010/wordprocessingShape" mc:Ignorable="w14 w15 w16se w16cid w16 w16cex w16sdtdh w16sdtfl w16du wp14">
   <w:body>
     <w:p>
       <w:pPr>
@@ -305,7 +305,21 @@
           <w:rFonts w:ascii="Times New Roman" w:hAnsi="Times New Roman" w:cs="Times New Roman"/>
           <w:sz w:val="20"/>
         </w:rPr>
-        <w:t>E-mail: [butskikh_seva@mail.ru]; [drv@aia.expert]</w:t>
+        <w:t>E-mail: [butskikh_seva@mail.ru]; [</w:t>
+      </w:r>
+      <w:r>
+        <w:rPr>
+          <w:rFonts w:ascii="Times New Roman" w:hAnsi="Times New Roman" w:cs="Times New Roman"/>
+          <w:sz w:val="20"/>
+        </w:rPr>
+        <w:t>rvdushkin@mephi.ru</w:t>
+      </w:r>
+      <w:r>
+        <w:rPr>
+          <w:rFonts w:ascii="Times New Roman" w:hAnsi="Times New Roman" w:cs="Times New Roman"/>
+          <w:sz w:val="20"/>
+        </w:rPr>
+        <w:t>]</w:t>
       </w:r>
     </w:p>
     <w:p>
@@ -458,15 +472,7 @@
           <w:sz w:val="22"/>
           <w:lang w:val="ru-RU"/>
         </w:rPr>
-        <w:t xml:space="preserve">Ключевые слова: сенсомоторное поведение; движущаяся цель; биоморфная архитектура; спайковая нейронная сеть; обучение с подкреплением; гомеостаз; энергетическое состояние; зрительная значимость; ориентировочный слой; моделирование поведения; нейроморфные вычисления; вычислительный эксперимент</w:t>
-      </w:r>
-      <w:r>
-        <w:rPr>
-          <w:rFonts w:ascii="Times New Roman" w:hAnsi="Times New Roman" w:cs="Times New Roman"/>
-          <w:sz w:val="22"/>
-          <w:lang w:val="ru-RU"/>
-        </w:rPr>
-        <w:t/>
+        <w:t>Ключевые слова: сенсомоторное поведение; движущаяся цель; биоморфная архитектура; спайковая нейронная сеть; обучение с подкреплением; гомеостаз; энергетическое состояние; зрительная значимость; ориентировочный слой; моделирование поведения; нейроморфные вычисления; вычислительный эксперимент</w:t>
       </w:r>
     </w:p>
     <w:p>
@@ -643,7 +649,21 @@
           <w:rFonts w:ascii="Times New Roman" w:hAnsi="Times New Roman" w:cs="Times New Roman"/>
           <w:sz w:val="20"/>
         </w:rPr>
-        <w:t>E-mail: [butskikh_seva@mail.ru]; [drv@aia.expert]</w:t>
+        <w:t>E-mail: [butskikh_seva@mail.ru]; [</w:t>
+      </w:r>
+      <w:r>
+        <w:rPr>
+          <w:rFonts w:ascii="Times New Roman" w:hAnsi="Times New Roman" w:cs="Times New Roman"/>
+          <w:sz w:val="20"/>
+        </w:rPr>
+        <w:t>rvdushkin@mephi.ru</w:t>
+      </w:r>
+      <w:r>
+        <w:rPr>
+          <w:rFonts w:ascii="Times New Roman" w:hAnsi="Times New Roman" w:cs="Times New Roman"/>
+          <w:sz w:val="20"/>
+        </w:rPr>
+        <w:t>]</w:t>
       </w:r>
     </w:p>
     <w:p>
@@ -661,14 +681,7 @@
           <w:b/>
           <w:sz w:val="22"/>
         </w:rPr>
-        <w:t xml:space="preserve">Abstract. The study examines a computational model of sensorimotor behavior in a moving-target capture task. The aim is to compare three control architectures under the same embodied protocol: a compact artificial neural network (ANN) trained with reinforcement learning, a spiking neural network (SNN), and a modular biomorphic executive loop. In all cases, the agent operates in a two-dimensional environment, observes targets within a limited visual range, maintains an internal energy state, and must generate both locomotor commands and a separate capture action. The comparison uses behavioral and computational metrics rather than a single reward score: capture rate, time to first capture, energy efficiency, learning-curve area, dependence on internal energy, ignored visible prey, and wall-clock cost per capture. The main protocol includes 100000 simulation steps, ten target-spawn seeds, and five repeats per seed for each mode. In this protocol, the biomorphic architecture reaches a higher capture rate: 5.02 ± 2.40 targets per minute in the adult mode and 5.23 ± 1.99 in the development mode, whereas ANN V3.1 reaches 1.96 ± 0.68 and 2.69 ± 0.50, respectively. Its energy efficiency is close to that of the ANN, but the computational cost per capture is higher. The result is therefore interpreted as a trade-off produced by the specific combination of salience mapping, reward-associated memory, motivational context, and action selection, not as a general superiority claim for biomorphic models. The main limitations are unequal compute budgets, manual coefficients in the biomorphic loop, and the narrow scope of the current SNN baseline.</w:t>
-      </w:r>
-      <w:r>
-        <w:rPr>
-          <w:rFonts w:ascii="Times New Roman" w:hAnsi="Times New Roman" w:cs="Times New Roman"/>
-          <w:sz w:val="22"/>
-        </w:rPr>
-        <w:t/>
+        <w:t>Abstract. The study examines a computational model of sensorimotor behavior in a moving-target capture task. The aim is to compare three control architectures under the same embodied protocol: a compact artificial neural network (ANN) trained with reinforcement learning, a spiking neural network (SNN), and a modular biomorphic executive loop. In all cases, the agent operates in a two-dimensional environment, observes targets within a limited visual range, maintains an internal energy state, and must generate both locomotor commands and a separate capture action. The comparison uses behavioral and computational metrics rather than a single reward score: capture rate, time to first capture, energy efficiency, learning-curve area, dependence on internal energy, ignored visible prey, and wall-clock cost per capture. The main protocol includes 100000 simulation steps, ten target-spawn seeds, and five repeats per seed for each mode. In this protocol, the biomorphic architecture reaches a higher capture rate: 5.02 ± 2.40 targets per minute in the adult mode and 5.23 ± 1.99 in the development mode, whereas ANN V3.1 reaches 1.96 ± 0.68 and 2.69 ± 0.50, respectively. Its energy efficiency is close to that of the ANN, but the computational cost per capture is higher. The result is therefore interpreted as a trade-off produced by the specific combination of salience mapping, reward-associated memory, motivational context, and action selection, not as a general superiority claim for biomorphic models. The main limitations are unequal compute budgets, manual coefficients in the biomorphic loop, and the narrow scope of the current SNN baseline.</w:t>
       </w:r>
     </w:p>
     <w:p>
@@ -686,14 +699,7 @@
           <w:b/>
           <w:sz w:val="22"/>
         </w:rPr>
-        <w:t xml:space="preserve">Keywords: sensorimotor behavior; moving target; biomorphic architecture; spiking neural network; reinforcement learning; homeostasis; internal energy; visual salience; orienting layer; behavioral modeling; neuromorphic computing; computational experiment</w:t>
-      </w:r>
-      <w:r>
-        <w:rPr>
-          <w:rFonts w:ascii="Times New Roman" w:hAnsi="Times New Roman" w:cs="Times New Roman"/>
-          <w:sz w:val="22"/>
-        </w:rPr>
-        <w:t/>
+        <w:t>Keywords: sensorimotor behavior; moving target; biomorphic architecture; spiking neural network; reinforcement learning; homeostasis; internal energy; visual salience; orienting layer; behavioral modeling; neuromorphic computing; computational experiment</w:t>
       </w:r>
     </w:p>
     <w:p>
@@ -906,7 +912,127 @@
           <w:sz w:val="22"/>
           <w:lang w:val="ru-RU"/>
         </w:rPr>
-        <w:t xml:space="preserve">Такой выбор биологической рамки опирается не на внешнее сходство с животным, а на классические нейроэтологические описания зрительно запускаемого поведения. В работе Lettvin et al. прямо говорится о «four distinct parallel distributed channels», через которые глаз лягушки передает мозгу зрительную информацию [Lettvin et al., 1959]. У Ewert это поведение описано как цепочка, в которой «visually released prey-catching involves orienting toward the prey, approaching, fixating, and snapping» [Ewert, 1987]. Поэтому в данной статье важна не «игровая» ловля как таковая, а функциональная связка распознавания, ориентации, мотивации и захвата.</w:t>
+        <w:t>Такой выбор биологической рамки опирается не на внешнее сходство с животным, а на классические нейроэтологические описания зрительно запускаемого поведения. В работе Lettvin et al. прямо говорится о «four distinct parallel distributed channels», через которые глаз лягушки передает мозгу зрительную информацию [Lettvin et al., 1959]. У</w:t>
+      </w:r>
+      <w:r>
+        <w:rPr>
+          <w:rFonts w:ascii="Times New Roman" w:hAnsi="Times New Roman" w:cs="Times New Roman"/>
+          <w:sz w:val="22"/>
+        </w:rPr>
+        <w:t xml:space="preserve"> Ewert </w:t>
+      </w:r>
+      <w:r>
+        <w:rPr>
+          <w:rFonts w:ascii="Times New Roman" w:hAnsi="Times New Roman" w:cs="Times New Roman"/>
+          <w:sz w:val="22"/>
+          <w:lang w:val="ru-RU"/>
+        </w:rPr>
+        <w:t>это</w:t>
+      </w:r>
+      <w:r>
+        <w:rPr>
+          <w:rFonts w:ascii="Times New Roman" w:hAnsi="Times New Roman" w:cs="Times New Roman"/>
+          <w:sz w:val="22"/>
+        </w:rPr>
+        <w:t xml:space="preserve"> </w:t>
+      </w:r>
+      <w:r>
+        <w:rPr>
+          <w:rFonts w:ascii="Times New Roman" w:hAnsi="Times New Roman" w:cs="Times New Roman"/>
+          <w:sz w:val="22"/>
+          <w:lang w:val="ru-RU"/>
+        </w:rPr>
+        <w:t>поведение</w:t>
+      </w:r>
+      <w:r>
+        <w:rPr>
+          <w:rFonts w:ascii="Times New Roman" w:hAnsi="Times New Roman" w:cs="Times New Roman"/>
+          <w:sz w:val="22"/>
+        </w:rPr>
+        <w:t xml:space="preserve"> </w:t>
+      </w:r>
+      <w:r>
+        <w:rPr>
+          <w:rFonts w:ascii="Times New Roman" w:hAnsi="Times New Roman" w:cs="Times New Roman"/>
+          <w:sz w:val="22"/>
+          <w:lang w:val="ru-RU"/>
+        </w:rPr>
+        <w:t>описано</w:t>
+      </w:r>
+      <w:r>
+        <w:rPr>
+          <w:rFonts w:ascii="Times New Roman" w:hAnsi="Times New Roman" w:cs="Times New Roman"/>
+          <w:sz w:val="22"/>
+        </w:rPr>
+        <w:t xml:space="preserve"> </w:t>
+      </w:r>
+      <w:r>
+        <w:rPr>
+          <w:rFonts w:ascii="Times New Roman" w:hAnsi="Times New Roman" w:cs="Times New Roman"/>
+          <w:sz w:val="22"/>
+          <w:lang w:val="ru-RU"/>
+        </w:rPr>
+        <w:t>как</w:t>
+      </w:r>
+      <w:r>
+        <w:rPr>
+          <w:rFonts w:ascii="Times New Roman" w:hAnsi="Times New Roman" w:cs="Times New Roman"/>
+          <w:sz w:val="22"/>
+        </w:rPr>
+        <w:t xml:space="preserve"> </w:t>
+      </w:r>
+      <w:r>
+        <w:rPr>
+          <w:rFonts w:ascii="Times New Roman" w:hAnsi="Times New Roman" w:cs="Times New Roman"/>
+          <w:sz w:val="22"/>
+          <w:lang w:val="ru-RU"/>
+        </w:rPr>
+        <w:t>цепочка</w:t>
+      </w:r>
+      <w:r>
+        <w:rPr>
+          <w:rFonts w:ascii="Times New Roman" w:hAnsi="Times New Roman" w:cs="Times New Roman"/>
+          <w:sz w:val="22"/>
+        </w:rPr>
+        <w:t xml:space="preserve">, </w:t>
+      </w:r>
+      <w:r>
+        <w:rPr>
+          <w:rFonts w:ascii="Times New Roman" w:hAnsi="Times New Roman" w:cs="Times New Roman"/>
+          <w:sz w:val="22"/>
+          <w:lang w:val="ru-RU"/>
+        </w:rPr>
+        <w:t>в</w:t>
+      </w:r>
+      <w:r>
+        <w:rPr>
+          <w:rFonts w:ascii="Times New Roman" w:hAnsi="Times New Roman" w:cs="Times New Roman"/>
+          <w:sz w:val="22"/>
+        </w:rPr>
+        <w:t xml:space="preserve"> </w:t>
+      </w:r>
+      <w:r>
+        <w:rPr>
+          <w:rFonts w:ascii="Times New Roman" w:hAnsi="Times New Roman" w:cs="Times New Roman"/>
+          <w:sz w:val="22"/>
+          <w:lang w:val="ru-RU"/>
+        </w:rPr>
+        <w:t>которой</w:t>
+      </w:r>
+      <w:r>
+        <w:rPr>
+          <w:rFonts w:ascii="Times New Roman" w:hAnsi="Times New Roman" w:cs="Times New Roman"/>
+          <w:sz w:val="22"/>
+        </w:rPr>
+        <w:t xml:space="preserve"> «visually released prey-catching involves orienting toward the prey, approaching, fixating, and snapping» [Ewert, 1987]. </w:t>
+      </w:r>
+      <w:r>
+        <w:rPr>
+          <w:rFonts w:ascii="Times New Roman" w:hAnsi="Times New Roman" w:cs="Times New Roman"/>
+          <w:sz w:val="22"/>
+          <w:lang w:val="ru-RU"/>
+        </w:rPr>
+        <w:t>Поэтому в данной статье важна не «игровая» ловля как таковая, а функциональная связка распознавания, ориентации, мотивации и захвата.</w:t>
       </w:r>
     </w:p>
     <w:p>
@@ -1116,7 +1242,7 @@
           <w:sz w:val="22"/>
           <w:lang w:val="ru-RU"/>
         </w:rPr>
-        <w:t xml:space="preserve">Эта трактовка согласуется с современной линией embodied AI: у Duan et al. сама область описана как переход «from simulators to research tasks» [Duan et al., 2022]. Для настоящей работы это означает, что симуляция рассматривается как исследовательский стенд, а не как самоцель.</w:t>
+        <w:t>Эта трактовка согласуется с современной линией embodied AI: у Duan et al. сама область описана как переход «from simulators to research tasks» [Duan et al., 2022]. Для настоящей работы это означает, что симуляция рассматривается как исследовательский стенд, а не как самоцель.</w:t>
       </w:r>
     </w:p>
     <w:p>
@@ -1241,7 +1367,16 @@
           <w:sz w:val="22"/>
           <w:lang w:val="ru-RU"/>
         </w:rPr>
-        <w:t>., 2022]. Но современная литература также показывает, что одних спайков недостаточно: требуется удачное кодирование входа, механизм обучения, считывающий слой и корректная постановка задачи [</w:t>
+        <w:t xml:space="preserve">., 2022]. Но современная литература также показывает, что одних спайков недостаточно: требуется удачное кодирование входа, механизм обучения, считывающий слой и корректная постановка задачи </w:t>
+      </w:r>
+      <w:r>
+        <w:rPr>
+          <w:rFonts w:ascii="Times New Roman" w:hAnsi="Times New Roman" w:cs="Times New Roman"/>
+          <w:sz w:val="22"/>
+          <w:lang w:val="ru-RU"/>
+        </w:rPr>
+        <w:lastRenderedPageBreak/>
+        <w:t>[</w:t>
       </w:r>
       <w:r>
         <w:rPr>
@@ -1351,7 +1486,82 @@
           <w:sz w:val="22"/>
           <w:lang w:val="ru-RU"/>
         </w:rPr>
-        <w:t xml:space="preserve">Именно поэтому слабый результат простой SNN нельзя читать как отрицательный вывод о классе спайковых сетей. Bellec et al. формулируют ключевую трудность прямо: «how they can learn through synaptic plasticity ... remains unclear» [Bellec et al., 2020]. В данной работе эта трудность проявляется практически: спайковая динамика есть, но обучающий и мотивационный контуры пока слишком узкие.</w:t>
+        <w:t xml:space="preserve">Именно поэтому слабый результат простой SNN нельзя читать как отрицательный вывод о классе спайковых сетей. </w:t>
+      </w:r>
+      <w:r>
+        <w:rPr>
+          <w:rFonts w:ascii="Times New Roman" w:hAnsi="Times New Roman" w:cs="Times New Roman"/>
+          <w:sz w:val="22"/>
+        </w:rPr>
+        <w:t xml:space="preserve">Bellec et al. </w:t>
+      </w:r>
+      <w:r>
+        <w:rPr>
+          <w:rFonts w:ascii="Times New Roman" w:hAnsi="Times New Roman" w:cs="Times New Roman"/>
+          <w:sz w:val="22"/>
+          <w:lang w:val="ru-RU"/>
+        </w:rPr>
+        <w:t>формулируют</w:t>
+      </w:r>
+      <w:r>
+        <w:rPr>
+          <w:rFonts w:ascii="Times New Roman" w:hAnsi="Times New Roman" w:cs="Times New Roman"/>
+          <w:sz w:val="22"/>
+        </w:rPr>
+        <w:t xml:space="preserve"> </w:t>
+      </w:r>
+      <w:r>
+        <w:rPr>
+          <w:rFonts w:ascii="Times New Roman" w:hAnsi="Times New Roman" w:cs="Times New Roman"/>
+          <w:sz w:val="22"/>
+          <w:lang w:val="ru-RU"/>
+        </w:rPr>
+        <w:t>ключевую</w:t>
+      </w:r>
+      <w:r>
+        <w:rPr>
+          <w:rFonts w:ascii="Times New Roman" w:hAnsi="Times New Roman" w:cs="Times New Roman"/>
+          <w:sz w:val="22"/>
+        </w:rPr>
+        <w:t xml:space="preserve"> </w:t>
+      </w:r>
+      <w:r>
+        <w:rPr>
+          <w:rFonts w:ascii="Times New Roman" w:hAnsi="Times New Roman" w:cs="Times New Roman"/>
+          <w:sz w:val="22"/>
+          <w:lang w:val="ru-RU"/>
+        </w:rPr>
+        <w:t>трудность</w:t>
+      </w:r>
+      <w:r>
+        <w:rPr>
+          <w:rFonts w:ascii="Times New Roman" w:hAnsi="Times New Roman" w:cs="Times New Roman"/>
+          <w:sz w:val="22"/>
+        </w:rPr>
+        <w:t xml:space="preserve"> </w:t>
+      </w:r>
+      <w:r>
+        <w:rPr>
+          <w:rFonts w:ascii="Times New Roman" w:hAnsi="Times New Roman" w:cs="Times New Roman"/>
+          <w:sz w:val="22"/>
+          <w:lang w:val="ru-RU"/>
+        </w:rPr>
+        <w:t>прямо</w:t>
+      </w:r>
+      <w:r>
+        <w:rPr>
+          <w:rFonts w:ascii="Times New Roman" w:hAnsi="Times New Roman" w:cs="Times New Roman"/>
+          <w:sz w:val="22"/>
+        </w:rPr>
+        <w:t xml:space="preserve">: «how they can learn through synaptic plasticity ... remains unclear» [Bellec et al., 2020]. </w:t>
+      </w:r>
+      <w:r>
+        <w:rPr>
+          <w:rFonts w:ascii="Times New Roman" w:hAnsi="Times New Roman" w:cs="Times New Roman"/>
+          <w:sz w:val="22"/>
+          <w:lang w:val="ru-RU"/>
+        </w:rPr>
+        <w:t>В данной работе эта трудность проявляется практически: спайковая динамика есть, но обучающий и мотивационный контуры пока слишком узкие.</w:t>
       </w:r>
     </w:p>
     <w:p>
@@ -1481,7 +1691,52 @@
           <w:sz w:val="22"/>
           <w:lang w:val="ru-RU"/>
         </w:rPr>
-        <w:t xml:space="preserve">Близкую мысль формулируют Bartolozzi et al.: «Embodied neuromorphic intelligent agents are on their way» [Bartolozzi et al., 2022]. В этой статье такой тезис используется осторожно: программная биоморфная модель не является аппаратным нейроморфным агентом, но проверяет, какие поведенческие преимущества может дать модульное согласование сенсорики, памяти и действия.</w:t>
+        <w:t>Близкую</w:t>
+      </w:r>
+      <w:r>
+        <w:rPr>
+          <w:rFonts w:ascii="Times New Roman" w:hAnsi="Times New Roman" w:cs="Times New Roman"/>
+          <w:sz w:val="22"/>
+        </w:rPr>
+        <w:t xml:space="preserve"> </w:t>
+      </w:r>
+      <w:r>
+        <w:rPr>
+          <w:rFonts w:ascii="Times New Roman" w:hAnsi="Times New Roman" w:cs="Times New Roman"/>
+          <w:sz w:val="22"/>
+          <w:lang w:val="ru-RU"/>
+        </w:rPr>
+        <w:t>мысль</w:t>
+      </w:r>
+      <w:r>
+        <w:rPr>
+          <w:rFonts w:ascii="Times New Roman" w:hAnsi="Times New Roman" w:cs="Times New Roman"/>
+          <w:sz w:val="22"/>
+        </w:rPr>
+        <w:t xml:space="preserve"> </w:t>
+      </w:r>
+      <w:r>
+        <w:rPr>
+          <w:rFonts w:ascii="Times New Roman" w:hAnsi="Times New Roman" w:cs="Times New Roman"/>
+          <w:sz w:val="22"/>
+          <w:lang w:val="ru-RU"/>
+        </w:rPr>
+        <w:t>формулируют</w:t>
+      </w:r>
+      <w:r>
+        <w:rPr>
+          <w:rFonts w:ascii="Times New Roman" w:hAnsi="Times New Roman" w:cs="Times New Roman"/>
+          <w:sz w:val="22"/>
+        </w:rPr>
+        <w:t xml:space="preserve"> Bartolozzi et al.: «Embodied neuromorphic intelligent agents are on their way» [Bartolozzi et al., 2022]. </w:t>
+      </w:r>
+      <w:r>
+        <w:rPr>
+          <w:rFonts w:ascii="Times New Roman" w:hAnsi="Times New Roman" w:cs="Times New Roman"/>
+          <w:sz w:val="22"/>
+          <w:lang w:val="ru-RU"/>
+        </w:rPr>
+        <w:t>В этой статье такой тезис используется осторожно: программная биоморфная модель не является аппаратным нейроморфным агентом, но проверяет, какие поведенческие преимущества может дать модульное согласование сенсорики, памяти и действия.</w:t>
       </w:r>
     </w:p>
     <w:p>
@@ -1501,7 +1756,6 @@
           <w:sz w:val="22"/>
           <w:lang w:val="ru-RU"/>
         </w:rPr>
-        <w:lastRenderedPageBreak/>
         <w:t xml:space="preserve">Пробел, на который нацелена работа, состоит в сравнении компактной </w:t>
       </w:r>
       <w:r>
@@ -2174,6 +2428,7 @@
           <w:sz w:val="22"/>
           <w:lang w:val="ru-RU"/>
         </w:rPr>
+        <w:lastRenderedPageBreak/>
         <w:t xml:space="preserve">Действие агента включает непрерывную команду движения </w:t>
       </w:r>
       <w:r>
@@ -2473,7 +2728,67 @@
           <w:sz w:val="22"/>
           <w:lang w:val="ru-RU"/>
         </w:rPr>
-        <w:t xml:space="preserve">Такое использование ошибки ожидания связано с классической идеей обучения через предсказание. Schultz, Dayan и Montague пишут, что «learning is driven by changes in the expectations about future salient events» [Schultz et al., 1997]. Поэтому food prediction error в биоморфной ветке не трактуется как точная модель дофаминовой системы, но служит функциональным аналогом сигнала несовпадения между ожидаемой и полученной пищевой наградой.</w:t>
+        <w:t xml:space="preserve">Такое использование ошибки ожидания связано с классической идеей обучения через предсказание. </w:t>
+      </w:r>
+      <w:r>
+        <w:rPr>
+          <w:rFonts w:ascii="Times New Roman" w:hAnsi="Times New Roman" w:cs="Times New Roman"/>
+          <w:sz w:val="22"/>
+        </w:rPr>
+        <w:t xml:space="preserve">Schultz, Dayan </w:t>
+      </w:r>
+      <w:r>
+        <w:rPr>
+          <w:rFonts w:ascii="Times New Roman" w:hAnsi="Times New Roman" w:cs="Times New Roman"/>
+          <w:sz w:val="22"/>
+          <w:lang w:val="ru-RU"/>
+        </w:rPr>
+        <w:t>и</w:t>
+      </w:r>
+      <w:r>
+        <w:rPr>
+          <w:rFonts w:ascii="Times New Roman" w:hAnsi="Times New Roman" w:cs="Times New Roman"/>
+          <w:sz w:val="22"/>
+        </w:rPr>
+        <w:t xml:space="preserve"> Montague </w:t>
+      </w:r>
+      <w:r>
+        <w:rPr>
+          <w:rFonts w:ascii="Times New Roman" w:hAnsi="Times New Roman" w:cs="Times New Roman"/>
+          <w:sz w:val="22"/>
+          <w:lang w:val="ru-RU"/>
+        </w:rPr>
+        <w:t>пишут</w:t>
+      </w:r>
+      <w:r>
+        <w:rPr>
+          <w:rFonts w:ascii="Times New Roman" w:hAnsi="Times New Roman" w:cs="Times New Roman"/>
+          <w:sz w:val="22"/>
+        </w:rPr>
+        <w:t xml:space="preserve">, </w:t>
+      </w:r>
+      <w:r>
+        <w:rPr>
+          <w:rFonts w:ascii="Times New Roman" w:hAnsi="Times New Roman" w:cs="Times New Roman"/>
+          <w:sz w:val="22"/>
+          <w:lang w:val="ru-RU"/>
+        </w:rPr>
+        <w:t>что</w:t>
+      </w:r>
+      <w:r>
+        <w:rPr>
+          <w:rFonts w:ascii="Times New Roman" w:hAnsi="Times New Roman" w:cs="Times New Roman"/>
+          <w:sz w:val="22"/>
+        </w:rPr>
+        <w:t xml:space="preserve"> «learning is driven by changes in the expectations about future salient events» [Schultz et al., 1997]. </w:t>
+      </w:r>
+      <w:r>
+        <w:rPr>
+          <w:rFonts w:ascii="Times New Roman" w:hAnsi="Times New Roman" w:cs="Times New Roman"/>
+          <w:sz w:val="22"/>
+          <w:lang w:val="ru-RU"/>
+        </w:rPr>
+        <w:t>Поэтому food prediction error в биоморфной ветке не трактуется как точная модель дофаминовой системы, но служит функциональным аналогом сигнала несовпадения между ожидаемой и полученной пищевой наградой.</w:t>
       </w:r>
     </w:p>
     <w:p>
@@ -2540,7 +2855,6 @@
                 <w:b/>
                 <w:sz w:val="16"/>
               </w:rPr>
-              <w:lastRenderedPageBreak/>
               <w:t>Параметр</w:t>
             </w:r>
           </w:p>
@@ -3528,105 +3842,45 @@
           <w:rFonts w:ascii="Times New Roman" w:hAnsi="Times New Roman" w:cs="Times New Roman"/>
           <w:sz w:val="22"/>
         </w:rPr>
-        <w:t xml:space="preserve">ANN V3.1 реализована в ветке frog_lib_ann_soft_sated_v3_1. Это компактный актор-критик без внешнего контроллера преследования: сеть получает десять признаков, формирует три компоненты действия и обучается онлайн по одношаговой TD-ошибке. В используемой numpy-реализации скрытый слой имеет ту же размерность, что и вход, а стартовые веса содержат небольшие априорные смещения к движению на видимую цель.</w:t>
-      </w:r>
-      <w:r>
-        <w:rPr>
-          <w:rFonts w:ascii="Times New Roman" w:hAnsi="Times New Roman" w:cs="Times New Roman"/>
-          <w:sz w:val="22"/>
-          <w:lang w:val="ru-RU"/>
-        </w:rPr>
-        <w:t xml:space="preserve"/>
-      </w:r>
-      <w:r>
-        <w:rPr>
-          <w:rFonts w:ascii="Times New Roman" w:hAnsi="Times New Roman" w:cs="Times New Roman"/>
-          <w:sz w:val="22"/>
-        </w:rPr>
-        <w:t/>
-      </w:r>
-      <w:r>
-        <w:rPr>
-          <w:rFonts w:ascii="Times New Roman" w:hAnsi="Times New Roman" w:cs="Times New Roman"/>
-          <w:sz w:val="22"/>
-          <w:lang w:val="ru-RU"/>
-        </w:rPr>
-        <w:t/>
-      </w:r>
-      <w:r>
-        <w:rPr>
-          <w:rFonts w:ascii="Times New Roman" w:hAnsi="Times New Roman" w:cs="Times New Roman"/>
-          <w:sz w:val="22"/>
-        </w:rPr>
-        <w:t/>
-      </w:r>
-      <w:r>
-        <w:rPr>
-          <w:rFonts w:ascii="Times New Roman" w:hAnsi="Times New Roman" w:cs="Times New Roman"/>
-          <w:sz w:val="22"/>
-          <w:lang w:val="ru-RU"/>
-        </w:rPr>
-        <w:t xml:space="preserve"/>
-      </w:r>
-      <w:r>
-        <w:rPr>
-          <w:rFonts w:ascii="Times New Roman" w:hAnsi="Times New Roman" w:cs="Times New Roman"/>
-          <w:sz w:val="22"/>
-        </w:rPr>
-        <w:t/>
-      </w:r>
-      <w:r>
-        <w:rPr>
-          <w:rFonts w:ascii="Times New Roman" w:hAnsi="Times New Roman" w:cs="Times New Roman"/>
-          <w:sz w:val="22"/>
-          <w:lang w:val="ru-RU"/>
-        </w:rPr>
-        <w:t xml:space="preserve"/>
-      </w:r>
-      <w:r>
-        <w:rPr>
-          <w:rFonts w:ascii="Times New Roman" w:hAnsi="Times New Roman" w:cs="Times New Roman"/>
-          <w:sz w:val="22"/>
-        </w:rPr>
-        <w:t/>
-      </w:r>
-      <w:r>
-        <w:rPr>
-          <w:rFonts w:ascii="Times New Roman" w:hAnsi="Times New Roman" w:cs="Times New Roman"/>
-          <w:sz w:val="22"/>
-          <w:lang w:val="ru-RU"/>
-        </w:rPr>
-        <w:t xml:space="preserve"/>
-      </w:r>
-      <w:r>
-        <w:rPr>
-          <w:rFonts w:ascii="Times New Roman" w:hAnsi="Times New Roman" w:cs="Times New Roman"/>
-          <w:sz w:val="22"/>
-        </w:rPr>
-        <w:t/>
-      </w:r>
-      <w:r>
-        <w:rPr>
-          <w:rFonts w:ascii="Times New Roman" w:hAnsi="Times New Roman" w:cs="Times New Roman"/>
-          <w:sz w:val="22"/>
-          <w:lang w:val="ru-RU"/>
-        </w:rPr>
-        <w:t xml:space="preserve"/>
-      </w:r>
-      <w:r>
-        <w:rPr>
-          <w:rFonts w:ascii="Times New Roman" w:hAnsi="Times New Roman" w:cs="Times New Roman"/>
-          <w:sz w:val="22"/>
-        </w:rPr>
-        <w:t/>
-      </w:r>
-      <w:r>
-        <w:rPr>
-          <w:rFonts w:ascii="Times New Roman" w:hAnsi="Times New Roman" w:cs="Times New Roman"/>
-          <w:sz w:val="22"/>
-          <w:lang w:val="ru-RU"/>
-        </w:rPr>
-        <w:t/>
+        <w:t xml:space="preserve">ANN V3.1 реализована в ветке frog_lib_ann_soft_sated_v3_1. </w:t>
+      </w:r>
+      <w:r>
+        <w:rPr>
+          <w:rFonts w:ascii="Times New Roman" w:hAnsi="Times New Roman" w:cs="Times New Roman"/>
+          <w:sz w:val="22"/>
+          <w:lang w:val="ru-RU"/>
+        </w:rPr>
+        <w:t xml:space="preserve">Это компактный актор-критик без внешнего контроллера преследования: сеть получает десять признаков, формирует три компоненты действия и обучается онлайн по одношаговой </w:t>
+      </w:r>
+      <w:r>
+        <w:rPr>
+          <w:rFonts w:ascii="Times New Roman" w:hAnsi="Times New Roman" w:cs="Times New Roman"/>
+          <w:sz w:val="22"/>
+        </w:rPr>
+        <w:t>TD</w:t>
+      </w:r>
+      <w:r>
+        <w:rPr>
+          <w:rFonts w:ascii="Times New Roman" w:hAnsi="Times New Roman" w:cs="Times New Roman"/>
+          <w:sz w:val="22"/>
+          <w:lang w:val="ru-RU"/>
+        </w:rPr>
+        <w:t xml:space="preserve">-ошибке. В используемой </w:t>
+      </w:r>
+      <w:r>
+        <w:rPr>
+          <w:rFonts w:ascii="Times New Roman" w:hAnsi="Times New Roman" w:cs="Times New Roman"/>
+          <w:sz w:val="22"/>
+        </w:rPr>
+        <w:t>numpy</w:t>
+      </w:r>
+      <w:r>
+        <w:rPr>
+          <w:rFonts w:ascii="Times New Roman" w:hAnsi="Times New Roman" w:cs="Times New Roman"/>
+          <w:sz w:val="22"/>
+          <w:lang w:val="ru-RU"/>
+        </w:rPr>
+        <w:t>-реализации скрытый слой имеет ту же размерность, что и вход, а стартовые веса содержат небольшие априорные смещения к движению на видимую цель.</w:t>
       </w:r>
     </w:p>
     <w:p>
@@ -3666,6 +3920,7 @@
               <w:rFonts w:ascii="Cambria Math" w:hAnsi="Cambria Math" w:cs="Times New Roman"/>
               <w:sz w:val="22"/>
             </w:rPr>
+            <w:lastRenderedPageBreak/>
             <m:t>mu_t = tanh(W_a h_t + b_a),   V_t = W_v h_t + b_v,</m:t>
           </m:r>
         </m:oMath>
@@ -4418,7 +4673,6 @@
           <w:sz w:val="22"/>
           <w:lang w:val="ru-RU"/>
         </w:rPr>
-        <w:lastRenderedPageBreak/>
         <w:t xml:space="preserve">Это место принципиально для интерпретации </w:t>
       </w:r>
       <w:r>
@@ -4618,60 +4872,60 @@
           <w:rFonts w:ascii="Times New Roman" w:hAnsi="Times New Roman" w:cs="Times New Roman"/>
           <w:sz w:val="22"/>
         </w:rPr>
-        <w:t>BIO_DUAL_FAST_COMPARE реализована как модульный биоморфный исполнительный контур. Она не является строгой физиологической реконструкцией нервной системы амфибии. Корректная интерпретация - функционально биоподобная модель, где отдельные подсистемы отвечают за сенсорную значимость, популяционный выбор направления, память о пищевом вознаграждении, мотивационное состояние и моторный отбор.</w:t>
-      </w:r>
-      <w:r>
-        <w:rPr>
-          <w:rFonts w:ascii="Times New Roman" w:hAnsi="Times New Roman" w:cs="Times New Roman"/>
-          <w:sz w:val="22"/>
-          <w:lang w:val="ru-RU"/>
-        </w:rPr>
-        <w:t/>
-      </w:r>
-      <w:r>
-        <w:rPr>
-          <w:rFonts w:ascii="Times New Roman" w:hAnsi="Times New Roman" w:cs="Times New Roman"/>
-          <w:sz w:val="22"/>
-        </w:rPr>
-        <w:t/>
-      </w:r>
-      <w:r>
-        <w:rPr>
-          <w:rFonts w:ascii="Times New Roman" w:hAnsi="Times New Roman" w:cs="Times New Roman"/>
-          <w:sz w:val="22"/>
-          <w:lang w:val="ru-RU"/>
-        </w:rPr>
-        <w:t/>
-      </w:r>
-      <w:r>
-        <w:rPr>
-          <w:rFonts w:ascii="Times New Roman" w:hAnsi="Times New Roman" w:cs="Times New Roman"/>
-          <w:sz w:val="22"/>
-        </w:rPr>
-        <w:t/>
-      </w:r>
-      <w:r>
-        <w:rPr>
-          <w:rFonts w:ascii="Times New Roman" w:hAnsi="Times New Roman" w:cs="Times New Roman"/>
-          <w:sz w:val="22"/>
-          <w:lang w:val="ru-RU"/>
-        </w:rPr>
-        <w:t/>
-      </w:r>
-      <w:r>
-        <w:rPr>
-          <w:rFonts w:ascii="Times New Roman" w:hAnsi="Times New Roman" w:cs="Times New Roman"/>
-          <w:sz w:val="22"/>
-        </w:rPr>
-        <w:t/>
-      </w:r>
-      <w:r>
-        <w:rPr>
-          <w:rFonts w:ascii="Times New Roman" w:hAnsi="Times New Roman" w:cs="Times New Roman"/>
-          <w:sz w:val="22"/>
-          <w:lang w:val="ru-RU"/>
-        </w:rPr>
-        <w:t xml:space="preserve"/>
+        <w:t>BIO</w:t>
+      </w:r>
+      <w:r>
+        <w:rPr>
+          <w:rFonts w:ascii="Times New Roman" w:hAnsi="Times New Roman" w:cs="Times New Roman"/>
+          <w:sz w:val="22"/>
+          <w:lang w:val="ru-RU"/>
+        </w:rPr>
+        <w:t>_</w:t>
+      </w:r>
+      <w:r>
+        <w:rPr>
+          <w:rFonts w:ascii="Times New Roman" w:hAnsi="Times New Roman" w:cs="Times New Roman"/>
+          <w:sz w:val="22"/>
+        </w:rPr>
+        <w:t>DUAL</w:t>
+      </w:r>
+      <w:r>
+        <w:rPr>
+          <w:rFonts w:ascii="Times New Roman" w:hAnsi="Times New Roman" w:cs="Times New Roman"/>
+          <w:sz w:val="22"/>
+          <w:lang w:val="ru-RU"/>
+        </w:rPr>
+        <w:t>_</w:t>
+      </w:r>
+      <w:r>
+        <w:rPr>
+          <w:rFonts w:ascii="Times New Roman" w:hAnsi="Times New Roman" w:cs="Times New Roman"/>
+          <w:sz w:val="22"/>
+        </w:rPr>
+        <w:t>FAST</w:t>
+      </w:r>
+      <w:r>
+        <w:rPr>
+          <w:rFonts w:ascii="Times New Roman" w:hAnsi="Times New Roman" w:cs="Times New Roman"/>
+          <w:sz w:val="22"/>
+          <w:lang w:val="ru-RU"/>
+        </w:rPr>
+        <w:t>_</w:t>
+      </w:r>
+      <w:r>
+        <w:rPr>
+          <w:rFonts w:ascii="Times New Roman" w:hAnsi="Times New Roman" w:cs="Times New Roman"/>
+          <w:sz w:val="22"/>
+        </w:rPr>
+        <w:t>COMPARE</w:t>
+      </w:r>
+      <w:r>
+        <w:rPr>
+          <w:rFonts w:ascii="Times New Roman" w:hAnsi="Times New Roman" w:cs="Times New Roman"/>
+          <w:sz w:val="22"/>
+          <w:lang w:val="ru-RU"/>
+        </w:rPr>
+        <w:t xml:space="preserve"> реализована как модульный биоморфный исполнительный контур. Она не является строгой физиологической реконструкцией нервной системы амфибии. Корректная интерпретация - функционально биоподобная модель, где отдельные подсистемы отвечают за сенсорную значимость, популяционный выбор направления, память о пищевом вознаграждении, мотивационное состояние и моторный отбор.</w:t>
       </w:r>
     </w:p>
     <w:p>
@@ -4753,112 +5007,7 @@
           <w:sz w:val="22"/>
           <w:lang w:val="ru-RU"/>
         </w:rPr>
-        <w:t xml:space="preserve">Ориентировочный популяционный слой состоит из 18 направленных столбцов. В каждом столбце находятся 8 возбуждающих модельных нейронов, 4 быстрых тормозных интернейрона и 2 выходных нейрона; это малый вычислительный аналог соревновательной карты направлений. Для столбца с предпочтительным углом phi_i и агрегированным вектором значимости s = (s_x, s_y):</w:t>
-      </w:r>
-      <w:r>
-        <w:rPr>
-          <w:rFonts w:ascii="Times New Roman" w:hAnsi="Times New Roman" w:cs="Times New Roman"/>
-          <w:sz w:val="22"/>
-        </w:rPr>
-        <w:t/>
-      </w:r>
-      <w:r>
-        <w:rPr>
-          <w:rFonts w:ascii="Times New Roman" w:hAnsi="Times New Roman" w:cs="Times New Roman"/>
-          <w:sz w:val="22"/>
-          <w:lang w:val="ru-RU"/>
-        </w:rPr>
-        <w:t/>
-      </w:r>
-      <w:r>
-        <w:rPr>
-          <w:rFonts w:ascii="Times New Roman" w:hAnsi="Times New Roman" w:cs="Times New Roman"/>
-          <w:sz w:val="22"/>
-        </w:rPr>
-        <w:t/>
-      </w:r>
-      <w:r>
-        <w:rPr>
-          <w:rFonts w:ascii="Times New Roman" w:hAnsi="Times New Roman" w:cs="Times New Roman"/>
-          <w:sz w:val="22"/>
-          <w:lang w:val="ru-RU"/>
-        </w:rPr>
-        <w:t xml:space="preserve"/>
-      </w:r>
-      <w:r>
-        <w:rPr>
-          <w:rFonts w:ascii="Times New Roman" w:hAnsi="Times New Roman" w:cs="Times New Roman"/>
-          <w:sz w:val="22"/>
-        </w:rPr>
-        <w:t/>
-      </w:r>
-      <w:r>
-        <w:rPr>
-          <w:rFonts w:ascii="Times New Roman" w:hAnsi="Times New Roman" w:cs="Times New Roman"/>
-          <w:sz w:val="22"/>
-          <w:lang w:val="ru-RU"/>
-        </w:rPr>
-        <w:t xml:space="preserve"/>
-      </w:r>
-      <w:r>
-        <w:rPr>
-          <w:rFonts w:ascii="Times New Roman" w:hAnsi="Times New Roman" w:cs="Times New Roman"/>
-          <w:sz w:val="22"/>
-        </w:rPr>
-        <w:t/>
-      </w:r>
-      <w:r>
-        <w:rPr>
-          <w:rFonts w:ascii="Times New Roman" w:hAnsi="Times New Roman" w:cs="Times New Roman"/>
-          <w:sz w:val="22"/>
-          <w:lang w:val="ru-RU"/>
-        </w:rPr>
-        <w:t/>
-      </w:r>
-      <w:r>
-        <w:rPr>
-          <w:rFonts w:ascii="Times New Roman" w:hAnsi="Times New Roman" w:cs="Times New Roman"/>
-          <w:sz w:val="22"/>
-        </w:rPr>
-        <w:t/>
-      </w:r>
-      <w:r>
-        <w:rPr>
-          <w:rFonts w:ascii="Times New Roman" w:hAnsi="Times New Roman" w:cs="Times New Roman"/>
-          <w:sz w:val="22"/>
-          <w:lang w:val="ru-RU"/>
-        </w:rPr>
-        <w:t xml:space="preserve"/>
-      </w:r>
-      <w:r>
-        <w:rPr>
-          <w:rFonts w:ascii="Times New Roman" w:hAnsi="Times New Roman" w:cs="Times New Roman"/>
-          <w:sz w:val="22"/>
-        </w:rPr>
-        <w:t/>
-      </w:r>
-      <w:r>
-        <w:rPr>
-          <w:rFonts w:ascii="Times New Roman" w:hAnsi="Times New Roman" w:cs="Times New Roman"/>
-          <w:sz w:val="22"/>
-          <w:lang w:val="ru-RU"/>
-        </w:rPr>
-        <w:t/>
-      </w:r>
-      <w:r>
-        <w:rPr>
-          <w:rFonts w:ascii="Times New Roman" w:hAnsi="Times New Roman" w:cs="Times New Roman"/>
-          <w:sz w:val="22"/>
-        </w:rPr>
-        <w:t/>
-      </w:r>
-      <w:r>
-        <w:rPr>
-          <w:rFonts w:ascii="Times New Roman" w:hAnsi="Times New Roman" w:cs="Times New Roman"/>
-          <w:sz w:val="22"/>
-          <w:lang w:val="ru-RU"/>
-        </w:rPr>
-        <w:t/>
+        <w:t>Ориентировочный популяционный слой состоит из 18 направленных столбцов. В каждом столбце находятся 8 возбуждающих модельных нейронов, 4 быстрых тормозных интернейрона и 2 выходных нейрона; это малый вычислительный аналог соревновательной карты направлений. Для столбца с предпочтительным углом phi_i и агрегированным вектором значимости s = (s_x, s_y):</w:t>
       </w:r>
     </w:p>
     <w:p>
@@ -4898,6 +5047,7 @@
               <w:rFonts w:ascii="Cambria Math" w:hAnsi="Cambria Math" w:cs="Times New Roman"/>
               <w:sz w:val="22"/>
             </w:rPr>
+            <w:lastRenderedPageBreak/>
             <m:t>selectivity_i = exp(-Delta_i^2 / (2 * 0.55^2)),</m:t>
           </m:r>
         </m:oMath>
@@ -4960,224 +5110,7 @@
           <w:sz w:val="22"/>
           <w:lang w:val="ru-RU"/>
         </w:rPr>
-        <w:t xml:space="preserve">Пространственная память содержит 70 нейронов места и 10 нейронов направления головы. Активация нейрона места задается гауссовым полем a_j(p) = exp(-||p-c_j||^2/(2 sigma_j^2)). Для пищевой памяти используется ожидание вознаграждения и ошибка предсказания:</w:t>
-      </w:r>
-      <w:r>
-        <w:rPr>
-          <w:rFonts w:ascii="Times New Roman" w:hAnsi="Times New Roman" w:cs="Times New Roman"/>
-          <w:sz w:val="22"/>
-        </w:rPr>
-        <w:t/>
-      </w:r>
-      <w:r>
-        <w:rPr>
-          <w:rFonts w:ascii="Times New Roman" w:hAnsi="Times New Roman" w:cs="Times New Roman"/>
-          <w:sz w:val="22"/>
-          <w:lang w:val="ru-RU"/>
-        </w:rPr>
-        <w:t xml:space="preserve"/>
-      </w:r>
-      <w:r>
-        <w:rPr>
-          <w:rFonts w:ascii="Times New Roman" w:hAnsi="Times New Roman" w:cs="Times New Roman"/>
-          <w:sz w:val="22"/>
-        </w:rPr>
-        <w:t/>
-      </w:r>
-      <w:r>
-        <w:rPr>
-          <w:rFonts w:ascii="Times New Roman" w:hAnsi="Times New Roman" w:cs="Times New Roman"/>
-          <w:sz w:val="22"/>
-          <w:lang w:val="ru-RU"/>
-        </w:rPr>
-        <w:t xml:space="preserve"/>
-      </w:r>
-      <w:r>
-        <w:rPr>
-          <w:rFonts w:ascii="Times New Roman" w:hAnsi="Times New Roman" w:cs="Times New Roman"/>
-          <w:sz w:val="22"/>
-        </w:rPr>
-        <w:t/>
-      </w:r>
-      <w:r>
-        <w:rPr>
-          <w:rFonts w:ascii="Times New Roman" w:hAnsi="Times New Roman" w:cs="Times New Roman"/>
-          <w:sz w:val="22"/>
-          <w:lang w:val="ru-RU"/>
-        </w:rPr>
-        <w:t/>
-      </w:r>
-      <w:r>
-        <w:rPr>
-          <w:rFonts w:ascii="Times New Roman" w:hAnsi="Times New Roman" w:cs="Times New Roman"/>
-          <w:sz w:val="22"/>
-        </w:rPr>
-        <w:t/>
-      </w:r>
-      <w:r>
-        <w:rPr>
-          <w:rFonts w:ascii="Times New Roman" w:hAnsi="Times New Roman" w:cs="Times New Roman"/>
-          <w:sz w:val="22"/>
-          <w:lang w:val="ru-RU"/>
-        </w:rPr>
-        <w:t xml:space="preserve"/>
-      </w:r>
-      <w:r>
-        <w:rPr>
-          <w:rFonts w:ascii="Times New Roman" w:hAnsi="Times New Roman" w:cs="Times New Roman"/>
-          <w:sz w:val="22"/>
-        </w:rPr>
-        <w:t/>
-      </w:r>
-      <w:r>
-        <w:rPr>
-          <w:rFonts w:ascii="Times New Roman" w:hAnsi="Times New Roman" w:cs="Times New Roman"/>
-          <w:sz w:val="22"/>
-          <w:lang w:val="ru-RU"/>
-        </w:rPr>
-        <w:t xml:space="preserve"/>
-      </w:r>
-      <w:r>
-        <w:rPr>
-          <w:rFonts w:ascii="Times New Roman" w:hAnsi="Times New Roman" w:cs="Times New Roman"/>
-          <w:sz w:val="22"/>
-        </w:rPr>
-        <w:t/>
-      </w:r>
-      <w:r>
-        <w:rPr>
-          <w:rFonts w:ascii="Times New Roman" w:hAnsi="Times New Roman" w:cs="Times New Roman"/>
-          <w:sz w:val="22"/>
-          <w:lang w:val="ru-RU"/>
-        </w:rPr>
-        <w:t/>
-      </w:r>
-      <w:r>
-        <w:rPr>
-          <w:rFonts w:ascii="Times New Roman" w:hAnsi="Times New Roman" w:cs="Times New Roman"/>
-          <w:sz w:val="22"/>
-        </w:rPr>
-        <w:t/>
-      </w:r>
-      <w:r>
-        <w:rPr>
-          <w:rFonts w:ascii="Times New Roman" w:hAnsi="Times New Roman" w:cs="Times New Roman"/>
-          <w:sz w:val="22"/>
-          <w:lang w:val="ru-RU"/>
-        </w:rPr>
-        <w:t/>
-      </w:r>
-      <w:r>
-        <w:rPr>
-          <w:rFonts w:ascii="Times New Roman" w:hAnsi="Times New Roman" w:cs="Times New Roman"/>
-          <w:sz w:val="22"/>
-        </w:rPr>
-        <w:t/>
-      </w:r>
-      <w:r>
-        <w:rPr>
-          <w:rFonts w:ascii="Times New Roman" w:hAnsi="Times New Roman" w:cs="Times New Roman"/>
-          <w:sz w:val="22"/>
-          <w:lang w:val="ru-RU"/>
-        </w:rPr>
-        <w:t xml:space="preserve"/>
-      </w:r>
-      <w:r>
-        <w:rPr>
-          <w:rFonts w:ascii="Times New Roman" w:hAnsi="Times New Roman" w:cs="Times New Roman"/>
-          <w:sz w:val="22"/>
-        </w:rPr>
-        <w:t/>
-      </w:r>
-      <w:r>
-        <w:rPr>
-          <w:rFonts w:ascii="Times New Roman" w:hAnsi="Times New Roman" w:cs="Times New Roman"/>
-          <w:sz w:val="22"/>
-          <w:lang w:val="ru-RU"/>
-        </w:rPr>
-        <w:t/>
-      </w:r>
-      <w:r>
-        <w:rPr>
-          <w:rFonts w:ascii="Times New Roman" w:hAnsi="Times New Roman" w:cs="Times New Roman"/>
-          <w:sz w:val="22"/>
-        </w:rPr>
-        <w:t/>
-      </w:r>
-      <w:r>
-        <w:rPr>
-          <w:rFonts w:ascii="Times New Roman" w:hAnsi="Times New Roman" w:cs="Times New Roman"/>
-          <w:sz w:val="22"/>
-          <w:lang w:val="ru-RU"/>
-        </w:rPr>
-        <w:t/>
-      </w:r>
-      <w:r>
-        <w:rPr>
-          <w:rFonts w:ascii="Times New Roman" w:hAnsi="Times New Roman" w:cs="Times New Roman"/>
-          <w:sz w:val="22"/>
-        </w:rPr>
-        <w:t/>
-      </w:r>
-      <w:r>
-        <w:rPr>
-          <w:rFonts w:ascii="Times New Roman" w:hAnsi="Times New Roman" w:cs="Times New Roman"/>
-          <w:sz w:val="22"/>
-          <w:lang w:val="ru-RU"/>
-        </w:rPr>
-        <w:t/>
-      </w:r>
-      <w:r>
-        <w:rPr>
-          <w:rFonts w:ascii="Times New Roman" w:hAnsi="Times New Roman" w:cs="Times New Roman"/>
-          <w:sz w:val="22"/>
-        </w:rPr>
-        <w:t/>
-      </w:r>
-      <w:r>
-        <w:rPr>
-          <w:rFonts w:ascii="Times New Roman" w:hAnsi="Times New Roman" w:cs="Times New Roman"/>
-          <w:sz w:val="22"/>
-          <w:lang w:val="ru-RU"/>
-        </w:rPr>
-        <w:t xml:space="preserve"/>
-      </w:r>
-      <w:r>
-        <w:rPr>
-          <w:rFonts w:ascii="Times New Roman" w:hAnsi="Times New Roman" w:cs="Times New Roman"/>
-          <w:sz w:val="22"/>
-        </w:rPr>
-        <w:t/>
-      </w:r>
-      <w:r>
-        <w:rPr>
-          <w:rFonts w:ascii="Times New Roman" w:hAnsi="Times New Roman" w:cs="Times New Roman"/>
-          <w:sz w:val="22"/>
-          <w:lang w:val="ru-RU"/>
-        </w:rPr>
-        <w:t/>
-      </w:r>
-      <w:r>
-        <w:rPr>
-          <w:rFonts w:ascii="Times New Roman" w:hAnsi="Times New Roman" w:cs="Times New Roman"/>
-          <w:sz w:val="22"/>
-        </w:rPr>
-        <w:t/>
-      </w:r>
-      <w:r>
-        <w:rPr>
-          <w:rFonts w:ascii="Times New Roman" w:hAnsi="Times New Roman" w:cs="Times New Roman"/>
-          <w:sz w:val="22"/>
-          <w:lang w:val="ru-RU"/>
-        </w:rPr>
-        <w:t xml:space="preserve"/>
-      </w:r>
-      <w:r>
-        <w:rPr>
-          <w:rFonts w:ascii="Times New Roman" w:hAnsi="Times New Roman" w:cs="Times New Roman"/>
-          <w:sz w:val="22"/>
-        </w:rPr>
-        <w:t/>
+        <w:t>Пространственная память содержит 70 нейронов места и 10 нейронов направления головы. Активация нейрона места задается гауссовым полем a_j(p) = exp(-||p-c_j||^2/(2 sigma_j^2)). Для пищевой памяти используется ожидание вознаграждения и ошибка предсказания:</w:t>
       </w:r>
     </w:p>
     <w:p>
@@ -5218,37 +5151,7 @@
           <w:sz w:val="22"/>
           <w:lang w:val="ru-RU"/>
         </w:rPr>
-        <w:t xml:space="preserve">Мотивационный контекст объединяет энергию, фрустрацию, уверенность в пищевом вознаграждении, исследовательское побуждение и видимую добычу. В отличие от прямого контроллера, эти сигналы не подменяют финальное действие, а смещают входы и режимы исполнительного контура. Двухконтурная версия добавляет быстрый сенсомоторный путь захвата и более медленный контур оценки контекста. По смыслу это ближе к конкуренции быстрых и медленных поведенческих контуров, чем к линейной схеме «ИИ выдал команду - тело выполнило».</w:t>
-      </w:r>
-      <w:r>
-        <w:rPr>
-          <w:rFonts w:ascii="Times New Roman" w:hAnsi="Times New Roman" w:cs="Times New Roman"/>
-          <w:sz w:val="22"/>
-        </w:rPr>
-        <w:t/>
-      </w:r>
-      <w:r>
-        <w:rPr>
-          <w:rFonts w:ascii="Times New Roman" w:hAnsi="Times New Roman" w:cs="Times New Roman"/>
-          <w:sz w:val="22"/>
-          <w:lang w:val="ru-RU"/>
-        </w:rPr>
-        <w:t/>
-      </w:r>
-      <w:r>
-        <w:rPr>
-          <w:rFonts w:ascii="Times New Roman" w:hAnsi="Times New Roman" w:cs="Times New Roman"/>
-          <w:sz w:val="22"/>
-        </w:rPr>
-        <w:t/>
-      </w:r>
-      <w:r>
-        <w:rPr>
-          <w:rFonts w:ascii="Times New Roman" w:hAnsi="Times New Roman" w:cs="Times New Roman"/>
-          <w:sz w:val="22"/>
-          <w:lang w:val="ru-RU"/>
-        </w:rPr>
-        <w:t xml:space="preserve"/>
+        <w:t>Мотивационный контекст объединяет энергию, фрустрацию, уверенность в пищевом вознаграждении, исследовательское побуждение и видимую добычу. В отличие от прямого контроллера, эти сигналы не подменяют финальное действие, а смещают входы и режимы исполнительного контура. Двухконтурная версия добавляет быстрый сенсомоторный путь захвата и более медленный контур оценки контекста. По смыслу это ближе к конкуренции быстрых и медленных поведенческих контуров, чем к линейной схеме «ИИ выдал команду - тело выполнило».</w:t>
       </w:r>
     </w:p>
     <w:p>
@@ -5268,67 +5171,7 @@
           <w:sz w:val="22"/>
           <w:lang w:val="ru-RU"/>
         </w:rPr>
-        <w:t xml:space="preserve">На уровне отдельных нейронов используются простые модельные варианты: LIF-нейрон, возбуждающий нейрон с раздельными входами и быстрый тормозный интернейрон. Базовая динамика LIF-нейрона описывается утечкой мембранного потенциала и пороговым спайком:</w:t>
-      </w:r>
-      <w:r>
-        <w:rPr>
-          <w:rFonts w:ascii="Times New Roman" w:hAnsi="Times New Roman" w:cs="Times New Roman"/>
-          <w:sz w:val="22"/>
-        </w:rPr>
-        <w:t/>
-      </w:r>
-      <w:r>
-        <w:rPr>
-          <w:rFonts w:ascii="Times New Roman" w:hAnsi="Times New Roman" w:cs="Times New Roman"/>
-          <w:sz w:val="22"/>
-          <w:lang w:val="ru-RU"/>
-        </w:rPr>
-        <w:t xml:space="preserve"/>
-      </w:r>
-      <w:r>
-        <w:rPr>
-          <w:rFonts w:ascii="Times New Roman" w:hAnsi="Times New Roman" w:cs="Times New Roman"/>
-          <w:sz w:val="22"/>
-        </w:rPr>
-        <w:t/>
-      </w:r>
-      <w:r>
-        <w:rPr>
-          <w:rFonts w:ascii="Times New Roman" w:hAnsi="Times New Roman" w:cs="Times New Roman"/>
-          <w:sz w:val="22"/>
-          <w:lang w:val="ru-RU"/>
-        </w:rPr>
-        <w:t xml:space="preserve"/>
-      </w:r>
-      <w:r>
-        <w:rPr>
-          <w:rFonts w:ascii="Times New Roman" w:hAnsi="Times New Roman" w:cs="Times New Roman"/>
-          <w:sz w:val="22"/>
-        </w:rPr>
-        <w:t/>
-      </w:r>
-      <w:r>
-        <w:rPr>
-          <w:rFonts w:ascii="Times New Roman" w:hAnsi="Times New Roman" w:cs="Times New Roman"/>
-          <w:sz w:val="22"/>
-          <w:lang w:val="ru-RU"/>
-        </w:rPr>
-        <w:t xml:space="preserve"/>
-      </w:r>
-      <w:r>
-        <w:rPr>
-          <w:rFonts w:ascii="Times New Roman" w:hAnsi="Times New Roman" w:cs="Times New Roman"/>
-          <w:sz w:val="22"/>
-        </w:rPr>
-        <w:t/>
-      </w:r>
-      <w:r>
-        <w:rPr>
-          <w:rFonts w:ascii="Times New Roman" w:hAnsi="Times New Roman" w:cs="Times New Roman"/>
-          <w:sz w:val="22"/>
-          <w:lang w:val="ru-RU"/>
-        </w:rPr>
-        <w:t/>
+        <w:t>На уровне отдельных нейронов используются простые модельные варианты: LIF-нейрон, возбуждающий нейрон с раздельными входами и быстрый тормозный интернейрон. Базовая динамика LIF-нейрона описывается утечкой мембранного потенциала и пороговым спайком:</w:t>
       </w:r>
     </w:p>
     <w:p>
@@ -5368,7 +5211,6 @@
               <w:rFonts w:ascii="Cambria Math" w:hAnsi="Cambria Math" w:cs="Times New Roman"/>
               <w:sz w:val="22"/>
             </w:rPr>
-            <w:lastRenderedPageBreak/>
             <m:t>spike = 1[V &gt;= threshold],   threshold = threshold_0 + 4(activity_trace - target_activity) homeostatic_factor.</m:t>
           </m:r>
         </m:oMath>
@@ -5824,6 +5666,7 @@
                 <w:rFonts w:ascii="Times New Roman" w:hAnsi="Times New Roman" w:cs="Times New Roman"/>
                 <w:sz w:val="16"/>
               </w:rPr>
+              <w:lastRenderedPageBreak/>
               <w:t>Learning AUC</w:t>
             </w:r>
           </w:p>
@@ -7552,7 +7395,6 @@
           <w:sz w:val="22"/>
           <w:lang w:val="ru-RU"/>
         </w:rPr>
-        <w:lastRenderedPageBreak/>
         <w:t xml:space="preserve">По темпу ловли биоморфная архитектура показывает более высокую продуктивность в обоих режимах. Во взрослом режиме отличие </w:t>
       </w:r>
       <w:r>
@@ -7902,15 +7744,16 @@
           <w:noProof/>
           <w:sz w:val="22"/>
         </w:rPr>
+        <w:lastRenderedPageBreak/>
         <w:drawing>
-          <wp:inline distT="0" distB="0" distL="0" distR="0" ns5:anchorId="16C2EDA7" ns5:editId="1CE83E50">
+          <wp:inline distT="0" distB="0" distL="0" distR="0" wp14:anchorId="16C2EDA7" wp14:editId="7099E0C3">
             <wp:extent cx="5842000" cy="3193836"/>
             <wp:effectExtent l="0" t="0" r="6350" b="6985"/>
             <wp:docPr id="623739319" name="Рисунок 1"/>
             <wp:cNvGraphicFramePr/>
-            <a:graphic>
+            <a:graphic xmlns:a="http://schemas.openxmlformats.org/drawingml/2006/main">
               <a:graphicData uri="http://schemas.openxmlformats.org/drawingml/2006/picture">
-                <pic:pic>
+                <pic:pic xmlns:pic="http://schemas.openxmlformats.org/drawingml/2006/picture">
                   <pic:nvPicPr>
                     <pic:cNvPr id="623739319" name=""/>
                     <pic:cNvPicPr/>
@@ -7919,7 +7762,7 @@
                     <a:blip r:embed="rId4" cstate="print">
                       <a:extLst>
                         <a:ext uri="{28A0092B-C50C-407E-A947-70E740481C1C}">
-                          <ns9:useLocalDpi val="0"/>
+                          <a14:useLocalDpi xmlns:a14="http://schemas.microsoft.com/office/drawing/2010/main" val="0"/>
                         </a:ext>
                       </a:extLst>
                     </a:blip>
@@ -8181,14 +8024,14 @@
           <w:sz w:val="22"/>
         </w:rPr>
         <w:drawing>
-          <wp:inline distT="0" distB="0" distL="0" distR="0" ns5:anchorId="1C6EDDB7" ns5:editId="2142DB6A">
+          <wp:inline distT="0" distB="0" distL="0" distR="0" wp14:anchorId="1C6EDDB7" wp14:editId="3EF5A3CE">
             <wp:extent cx="5842000" cy="2611987"/>
             <wp:effectExtent l="0" t="0" r="6350" b="0"/>
             <wp:docPr id="1807590844" name="Рисунок 2"/>
             <wp:cNvGraphicFramePr/>
-            <a:graphic>
+            <a:graphic xmlns:a="http://schemas.openxmlformats.org/drawingml/2006/main">
               <a:graphicData uri="http://schemas.openxmlformats.org/drawingml/2006/picture">
-                <pic:pic>
+                <pic:pic xmlns:pic="http://schemas.openxmlformats.org/drawingml/2006/picture">
                   <pic:nvPicPr>
                     <pic:cNvPr id="1807590844" name=""/>
                     <pic:cNvPicPr/>
@@ -8197,7 +8040,7 @@
                     <a:blip r:embed="rId5" cstate="print">
                       <a:extLst>
                         <a:ext uri="{28A0092B-C50C-407E-A947-70E740481C1C}">
-                          <ns9:useLocalDpi val="0"/>
+                          <a14:useLocalDpi xmlns:a14="http://schemas.microsoft.com/office/drawing/2010/main" val="0"/>
                         </a:ext>
                       </a:extLst>
                     </a:blip>
@@ -8259,7 +8102,6 @@
           <w:sz w:val="22"/>
           <w:lang w:val="ru-RU"/>
         </w:rPr>
-        <w:lastRenderedPageBreak/>
         <w:t xml:space="preserve">Метрика </w:t>
       </w:r>
       <w:r>
@@ -8324,15 +8166,16 @@
           <w:noProof/>
           <w:sz w:val="22"/>
         </w:rPr>
+        <w:lastRenderedPageBreak/>
         <w:drawing>
-          <wp:inline distT="0" distB="0" distL="0" distR="0" ns5:anchorId="4C403CE5" ns5:editId="2E983C02">
+          <wp:inline distT="0" distB="0" distL="0" distR="0" wp14:anchorId="4C403CE5" wp14:editId="0E7BD060">
             <wp:extent cx="5842000" cy="2611987"/>
             <wp:effectExtent l="0" t="0" r="6350" b="0"/>
             <wp:docPr id="1540389552" name="Рисунок 3"/>
             <wp:cNvGraphicFramePr/>
-            <a:graphic>
+            <a:graphic xmlns:a="http://schemas.openxmlformats.org/drawingml/2006/main">
               <a:graphicData uri="http://schemas.openxmlformats.org/drawingml/2006/picture">
-                <pic:pic>
+                <pic:pic xmlns:pic="http://schemas.openxmlformats.org/drawingml/2006/picture">
                   <pic:nvPicPr>
                     <pic:cNvPr id="1540389552" name=""/>
                     <pic:cNvPicPr/>
@@ -8341,7 +8184,7 @@
                     <a:blip r:embed="rId6" cstate="print">
                       <a:extLst>
                         <a:ext uri="{28A0092B-C50C-407E-A947-70E740481C1C}">
-                          <ns9:useLocalDpi val="0"/>
+                          <a14:useLocalDpi xmlns:a14="http://schemas.microsoft.com/office/drawing/2010/main" val="0"/>
                         </a:ext>
                       </a:extLst>
                     </a:blip>
@@ -8528,14 +8371,14 @@
           <w:sz w:val="22"/>
         </w:rPr>
         <w:drawing>
-          <wp:inline distT="0" distB="0" distL="0" distR="0" ns5:anchorId="51E549F8" ns5:editId="482AD773">
+          <wp:inline distT="0" distB="0" distL="0" distR="0" wp14:anchorId="51E549F8" wp14:editId="56D6EE2B">
             <wp:extent cx="5842000" cy="2611987"/>
             <wp:effectExtent l="0" t="0" r="6350" b="0"/>
             <wp:docPr id="272965528" name="Рисунок 4"/>
             <wp:cNvGraphicFramePr/>
-            <a:graphic>
+            <a:graphic xmlns:a="http://schemas.openxmlformats.org/drawingml/2006/main">
               <a:graphicData uri="http://schemas.openxmlformats.org/drawingml/2006/picture">
-                <pic:pic>
+                <pic:pic xmlns:pic="http://schemas.openxmlformats.org/drawingml/2006/picture">
                   <pic:nvPicPr>
                     <pic:cNvPr id="272965528" name=""/>
                     <pic:cNvPicPr/>
@@ -8544,7 +8387,7 @@
                     <a:blip r:embed="rId7" cstate="print">
                       <a:extLst>
                         <a:ext uri="{28A0092B-C50C-407E-A947-70E740481C1C}">
-                          <ns9:useLocalDpi val="0"/>
+                          <a14:useLocalDpi xmlns:a14="http://schemas.microsoft.com/office/drawing/2010/main" val="0"/>
                         </a:ext>
                       </a:extLst>
                     </a:blip>
@@ -8703,16 +8546,7 @@
           <w:sz w:val="22"/>
           <w:lang w:val="ru-RU"/>
         </w:rPr>
-        <w:t xml:space="preserve"> имеет 9.70 ± </w:t>
-      </w:r>
-      <w:r>
-        <w:rPr>
-          <w:rFonts w:ascii="Times New Roman" w:hAnsi="Times New Roman" w:cs="Times New Roman"/>
-          <w:sz w:val="22"/>
-          <w:lang w:val="ru-RU"/>
-        </w:rPr>
-        <w:lastRenderedPageBreak/>
-        <w:t xml:space="preserve">3.15 против 3.37 ± 0.76 у </w:t>
+        <w:t xml:space="preserve"> имеет 9.70 ± 3.15 против 3.37 ± 0.76 у </w:t>
       </w:r>
       <w:r>
         <w:rPr>
@@ -8791,15 +8625,16 @@
           <w:noProof/>
           <w:sz w:val="22"/>
         </w:rPr>
+        <w:lastRenderedPageBreak/>
         <w:drawing>
-          <wp:inline distT="0" distB="0" distL="0" distR="0" ns5:anchorId="5D305A8F" ns5:editId="658205F1">
+          <wp:inline distT="0" distB="0" distL="0" distR="0" wp14:anchorId="5D305A8F" wp14:editId="143BD7EA">
             <wp:extent cx="5842000" cy="2611987"/>
             <wp:effectExtent l="0" t="0" r="6350" b="0"/>
             <wp:docPr id="2071297326" name="Рисунок 5"/>
             <wp:cNvGraphicFramePr/>
-            <a:graphic>
+            <a:graphic xmlns:a="http://schemas.openxmlformats.org/drawingml/2006/main">
               <a:graphicData uri="http://schemas.openxmlformats.org/drawingml/2006/picture">
-                <pic:pic>
+                <pic:pic xmlns:pic="http://schemas.openxmlformats.org/drawingml/2006/picture">
                   <pic:nvPicPr>
                     <pic:cNvPr id="2071297326" name=""/>
                     <pic:cNvPicPr/>
@@ -8808,7 +8643,7 @@
                     <a:blip r:embed="rId8" cstate="print">
                       <a:extLst>
                         <a:ext uri="{28A0092B-C50C-407E-A947-70E740481C1C}">
-                          <ns9:useLocalDpi val="0"/>
+                          <a14:useLocalDpi xmlns:a14="http://schemas.microsoft.com/office/drawing/2010/main" val="0"/>
                         </a:ext>
                       </a:extLst>
                     </a:blip>
@@ -9565,44 +9400,44 @@
           <w:sz w:val="22"/>
           <w:lang w:val="ru-RU"/>
         </w:rPr>
+        <w:t xml:space="preserve">Сравнение с нейроморфной литературой также требует аккуратности. Энергоэффективность </w:t>
+      </w:r>
+      <w:r>
+        <w:rPr>
+          <w:rFonts w:ascii="Times New Roman" w:hAnsi="Times New Roman" w:cs="Times New Roman"/>
+          <w:sz w:val="22"/>
+        </w:rPr>
+        <w:t>SNN</w:t>
+      </w:r>
+      <w:r>
+        <w:rPr>
+          <w:rFonts w:ascii="Times New Roman" w:hAnsi="Times New Roman" w:cs="Times New Roman"/>
+          <w:sz w:val="22"/>
+          <w:lang w:val="ru-RU"/>
+        </w:rPr>
+        <w:t xml:space="preserve"> и биоинспирированных моделей часто проявляется на специализированном аппаратном уровне, тогда как здесь все архитектуры исполнялись как программные симуляции на обычном компьютере [</w:t>
+      </w:r>
+      <w:r>
+        <w:rPr>
+          <w:rFonts w:ascii="Times New Roman" w:hAnsi="Times New Roman" w:cs="Times New Roman"/>
+          <w:sz w:val="22"/>
+        </w:rPr>
+        <w:t>Schuman</w:t>
+      </w:r>
+      <w:r>
+        <w:rPr>
+          <w:rFonts w:ascii="Times New Roman" w:hAnsi="Times New Roman" w:cs="Times New Roman"/>
+          <w:sz w:val="22"/>
+          <w:lang w:val="ru-RU"/>
+        </w:rPr>
+        <w:t xml:space="preserve"> </w:t>
+      </w:r>
+      <w:r>
+        <w:rPr>
+          <w:rFonts w:ascii="Times New Roman" w:hAnsi="Times New Roman" w:cs="Times New Roman"/>
+          <w:sz w:val="22"/>
+        </w:rPr>
         <w:lastRenderedPageBreak/>
-        <w:t xml:space="preserve">Сравнение с нейроморфной литературой также требует аккуратности. Энергоэффективность </w:t>
-      </w:r>
-      <w:r>
-        <w:rPr>
-          <w:rFonts w:ascii="Times New Roman" w:hAnsi="Times New Roman" w:cs="Times New Roman"/>
-          <w:sz w:val="22"/>
-        </w:rPr>
-        <w:t>SNN</w:t>
-      </w:r>
-      <w:r>
-        <w:rPr>
-          <w:rFonts w:ascii="Times New Roman" w:hAnsi="Times New Roman" w:cs="Times New Roman"/>
-          <w:sz w:val="22"/>
-          <w:lang w:val="ru-RU"/>
-        </w:rPr>
-        <w:t xml:space="preserve"> и биоинспирированных моделей часто проявляется на специализированном аппаратном уровне, тогда как здесь все архитектуры исполнялись как программные симуляции на обычном компьютере [</w:t>
-      </w:r>
-      <w:r>
-        <w:rPr>
-          <w:rFonts w:ascii="Times New Roman" w:hAnsi="Times New Roman" w:cs="Times New Roman"/>
-          <w:sz w:val="22"/>
-        </w:rPr>
-        <w:t>Schuman</w:t>
-      </w:r>
-      <w:r>
-        <w:rPr>
-          <w:rFonts w:ascii="Times New Roman" w:hAnsi="Times New Roman" w:cs="Times New Roman"/>
-          <w:sz w:val="22"/>
-          <w:lang w:val="ru-RU"/>
-        </w:rPr>
-        <w:t xml:space="preserve"> </w:t>
-      </w:r>
-      <w:r>
-        <w:rPr>
-          <w:rFonts w:ascii="Times New Roman" w:hAnsi="Times New Roman" w:cs="Times New Roman"/>
-          <w:sz w:val="22"/>
-        </w:rPr>
         <w:t>et</w:t>
       </w:r>
       <w:r>
@@ -9731,67 +9566,7 @@
           <w:sz w:val="22"/>
           <w:lang w:val="ru-RU"/>
         </w:rPr>
-        <w:t xml:space="preserve">Второе ограничение - несимметричный режим развития. У BIO есть ювенильное состояние, готовность к созреванию и устойчивость созревания; у ANN и SNN режим развития ближе к онлайн-обучению. Поэтому сравнение в режиме развития полезно как исследовательский срез, но требует отдельной серии с более одинаковыми правилами развития.</w:t>
-      </w:r>
-      <w:r>
-        <w:rPr>
-          <w:rFonts w:ascii="Times New Roman" w:hAnsi="Times New Roman" w:cs="Times New Roman"/>
-          <w:sz w:val="22"/>
-        </w:rPr>
-        <w:t/>
-      </w:r>
-      <w:r>
-        <w:rPr>
-          <w:rFonts w:ascii="Times New Roman" w:hAnsi="Times New Roman" w:cs="Times New Roman"/>
-          <w:sz w:val="22"/>
-          <w:lang w:val="ru-RU"/>
-        </w:rPr>
-        <w:t xml:space="preserve"/>
-      </w:r>
-      <w:r>
-        <w:rPr>
-          <w:rFonts w:ascii="Times New Roman" w:hAnsi="Times New Roman" w:cs="Times New Roman"/>
-          <w:sz w:val="22"/>
-        </w:rPr>
-        <w:t/>
-      </w:r>
-      <w:r>
-        <w:rPr>
-          <w:rFonts w:ascii="Times New Roman" w:hAnsi="Times New Roman" w:cs="Times New Roman"/>
-          <w:sz w:val="22"/>
-          <w:lang w:val="ru-RU"/>
-        </w:rPr>
-        <w:t xml:space="preserve"/>
-      </w:r>
-      <w:r>
-        <w:rPr>
-          <w:rFonts w:ascii="Times New Roman" w:hAnsi="Times New Roman" w:cs="Times New Roman"/>
-          <w:sz w:val="22"/>
-        </w:rPr>
-        <w:t/>
-      </w:r>
-      <w:r>
-        <w:rPr>
-          <w:rFonts w:ascii="Times New Roman" w:hAnsi="Times New Roman" w:cs="Times New Roman"/>
-          <w:sz w:val="22"/>
-          <w:lang w:val="ru-RU"/>
-        </w:rPr>
-        <w:t xml:space="preserve"/>
-      </w:r>
-      <w:r>
-        <w:rPr>
-          <w:rFonts w:ascii="Times New Roman" w:hAnsi="Times New Roman" w:cs="Times New Roman"/>
-          <w:sz w:val="22"/>
-        </w:rPr>
-        <w:t/>
-      </w:r>
-      <w:r>
-        <w:rPr>
-          <w:rFonts w:ascii="Times New Roman" w:hAnsi="Times New Roman" w:cs="Times New Roman"/>
-          <w:sz w:val="22"/>
-          <w:lang w:val="ru-RU"/>
-        </w:rPr>
-        <w:t/>
+        <w:t>Второе ограничение - несимметричный режим развития. У BIO есть ювенильное состояние, готовность к созреванию и устойчивость созревания; у ANN и SNN режим развития ближе к онлайн-обучению. Поэтому сравнение в режиме развития полезно как исследовательский срез, но требует отдельной серии с более одинаковыми правилами развития.</w:t>
       </w:r>
     </w:p>
     <w:p>
@@ -10176,16 +9951,7 @@
           <w:sz w:val="22"/>
           <w:lang w:val="ru-RU"/>
         </w:rPr>
-        <w:t xml:space="preserve">-ветка с обучаемым кодированием, рекуррентностью и современным методом обучения. В-третьих, необходимо единое выравнивание по вычислительному </w:t>
-      </w:r>
-      <w:r>
-        <w:rPr>
-          <w:rFonts w:ascii="Times New Roman" w:hAnsi="Times New Roman" w:cs="Times New Roman"/>
-          <w:sz w:val="22"/>
-          <w:lang w:val="ru-RU"/>
-        </w:rPr>
-        <w:lastRenderedPageBreak/>
-        <w:t>бюджету, числу нейронных объектов и доступной информации, чтобы отделить преимущества архитектуры от преимуществ масштаба реализации.</w:t>
+        <w:t>-ветка с обучаемым кодированием, рекуррентностью и современным методом обучения. В-третьих, необходимо единое выравнивание по вычислительному бюджету, числу нейронных объектов и доступной информации, чтобы отделить преимущества архитектуры от преимуществ масштаба реализации.</w:t>
       </w:r>
     </w:p>
     <w:p>
@@ -10219,6 +9985,7 @@
           <w:rFonts w:ascii="Times New Roman" w:hAnsi="Times New Roman" w:cs="Times New Roman"/>
           <w:sz w:val="20"/>
         </w:rPr>
+        <w:lastRenderedPageBreak/>
         <w:t>Bartolozzi C., Indiveri G., Donati E. Embodied neuromorphic intelligence // Nature Communications. 2022. Vol. 13. Article 1024. DOI: 10.1038/s41467-022-28487-2.</w:t>
       </w:r>
     </w:p>
@@ -10491,7 +10258,6 @@
           <w:rFonts w:ascii="Times New Roman" w:hAnsi="Times New Roman" w:cs="Times New Roman"/>
           <w:sz w:val="20"/>
         </w:rPr>
-        <w:lastRenderedPageBreak/>
         <w:t>Zhang T., Mo H. Reinforcement learning for robot research: a comprehensive review and open issues // International Journal of Advanced Robotic Systems. 2021. Vol. 18, No. 3. P. 1-22. DOI: 10.1177/17298814211007305.</w:t>
       </w:r>
     </w:p>
@@ -11117,7 +10883,6 @@
   <w:style w:type="character" w:default="1" w:styleId="a0">
     <w:name w:val="Default Paragraph Font"/>
     <w:uiPriority w:val="1"/>
-    <w:semiHidden/>
     <w:unhideWhenUsed/>
   </w:style>
   <w:style w:type="table" w:default="1" w:styleId="a1">
